--- a/chapters/14-g-estimation-structural-nested-models.docx
+++ b/chapters/14-g-estimation-structural-nested-models.docx
@@ -358,10 +358,12 @@
         <m:oMath>
           <m:r>
             <m:rPr>
-              <m:nor/>
               <m:sty m:val="p"/>
             </m:rPr>
             <m:t>E</m:t>
+          </m:r>
+          <m:r>
+            <m:t>​</m:t>
           </m:r>
           <m:d>
             <m:dPr>
@@ -413,6 +415,9 @@
             </m:e>
           </m:d>
           <m:r>
+            <m:t>​</m:t>
+          </m:r>
+          <m:r>
             <m:rPr>
               <m:sty m:val="p"/>
             </m:rPr>
@@ -420,10 +425,12 @@
           </m:r>
           <m:r>
             <m:rPr>
-              <m:nor/>
               <m:sty m:val="p"/>
             </m:rPr>
             <m:t>E</m:t>
+          </m:r>
+          <m:r>
+            <m:t>​</m:t>
           </m:r>
           <m:d>
             <m:dPr>
@@ -474,6 +481,9 @@
               </m:sSup>
             </m:e>
           </m:d>
+          <m:r>
+            <m:t>​</m:t>
+          </m:r>
         </m:oMath>
       </m:oMathPara>
     </w:p>
@@ -556,10 +566,12 @@
         <m:oMath>
           <m:r>
             <m:rPr>
-              <m:nor/>
               <m:sty m:val="p"/>
             </m:rPr>
             <m:t>E</m:t>
+          </m:r>
+          <m:r>
+            <m:t>​</m:t>
           </m:r>
           <m:d>
             <m:dPr>
@@ -620,6 +632,9 @@
             </m:e>
           </m:d>
           <m:r>
+            <m:t>​</m:t>
+          </m:r>
+          <m:r>
             <m:rPr>
               <m:sty m:val="p"/>
             </m:rPr>
@@ -627,10 +642,12 @@
           </m:r>
           <m:r>
             <m:rPr>
-              <m:nor/>
               <m:sty m:val="p"/>
             </m:rPr>
             <m:t>E</m:t>
+          </m:r>
+          <m:r>
+            <m:t>​</m:t>
           </m:r>
           <m:d>
             <m:dPr>
@@ -690,6 +707,9 @@
               </m:r>
             </m:e>
           </m:d>
+          <m:r>
+            <m:t>​</m:t>
+          </m:r>
         </m:oMath>
       </m:oMathPara>
     </w:p>
@@ -1268,7 +1288,6 @@
         <m:oMath>
           <m:r>
             <m:rPr>
-              <m:nor/>
               <m:sty m:val="p"/>
             </m:rPr>
             <m:t>logit</m:t>
@@ -1837,10 +1856,12 @@
       <m:oMath>
         <m:r>
           <m:rPr>
-            <m:nor/>
             <m:sty m:val="p"/>
           </m:rPr>
           <m:t>E</m:t>
+        </m:r>
+        <m:r>
+          <m:t>​</m:t>
         </m:r>
         <m:d>
           <m:dPr>
@@ -1883,6 +1904,9 @@
           </m:e>
         </m:d>
         <m:r>
+          <m:t>​</m:t>
+        </m:r>
+        <m:r>
           <m:rPr>
             <m:sty m:val="p"/>
           </m:rPr>
@@ -1890,10 +1914,12 @@
         </m:r>
         <m:r>
           <m:rPr>
-            <m:nor/>
             <m:sty m:val="p"/>
           </m:rPr>
           <m:t>E</m:t>
+        </m:r>
+        <m:r>
+          <m:t>​</m:t>
         </m:r>
         <m:d>
           <m:dPr>
@@ -1936,6 +1962,9 @@
           </m:e>
         </m:d>
         <m:r>
+          <m:t>​</m:t>
+        </m:r>
+        <m:r>
           <m:rPr>
             <m:sty m:val="p"/>
           </m:rPr>
@@ -1943,10 +1972,12 @@
         </m:r>
         <m:r>
           <m:rPr>
-            <m:nor/>
             <m:sty m:val="p"/>
           </m:rPr>
           <m:t>E</m:t>
+        </m:r>
+        <m:r>
+          <m:t>​</m:t>
         </m:r>
         <m:d>
           <m:dPr>
@@ -2015,6 +2046,9 @@
             </m:r>
           </m:e>
         </m:d>
+        <m:r>
+          <m:t>​</m:t>
+        </m:r>
       </m:oMath>
       <w:r>
         <w:t xml:space="preserve"> </w:t>
@@ -2067,10 +2101,12 @@
         <m:oMath>
           <m:r>
             <m:rPr>
-              <m:nor/>
               <m:sty m:val="p"/>
             </m:rPr>
             <m:t>E</m:t>
+          </m:r>
+          <m:r>
+            <m:t>​</m:t>
           </m:r>
           <m:d>
             <m:dPr>
@@ -2130,6 +2166,9 @@
               </m:r>
             </m:e>
           </m:d>
+          <m:r>
+            <m:t>​</m:t>
+          </m:r>
           <m:r>
             <m:rPr>
               <m:sty m:val="p"/>
@@ -2241,10 +2280,12 @@
         <m:oMath>
           <m:r>
             <m:rPr>
-              <m:nor/>
               <m:sty m:val="p"/>
             </m:rPr>
             <m:t>E</m:t>
+          </m:r>
+          <m:r>
+            <m:t>​</m:t>
           </m:r>
           <m:d>
             <m:dPr>
@@ -2304,6 +2345,9 @@
               </m:r>
             </m:e>
           </m:d>
+          <m:r>
+            <m:t>​</m:t>
+          </m:r>
           <m:r>
             <m:rPr>
               <m:sty m:val="p"/>
@@ -2491,10 +2535,12 @@
               <m:oMath>
                 <m:r>
                   <m:rPr>
-                    <m:nor/>
                     <m:sty m:val="p"/>
                   </m:rPr>
                   <m:t>E</m:t>
+                </m:r>
+                <m:r>
+                  <m:t>​</m:t>
                 </m:r>
                 <m:d>
                   <m:dPr>
@@ -2573,6 +2619,9 @@
                   </m:e>
                 </m:d>
                 <m:r>
+                  <m:t>​</m:t>
+                </m:r>
+                <m:r>
                   <m:rPr>
                     <m:sty m:val="p"/>
                   </m:rPr>
@@ -3059,10 +3108,12 @@
               <m:oMath>
                 <m:r>
                   <m:rPr>
-                    <m:nor/>
                     <m:sty m:val="p"/>
                   </m:rPr>
                   <m:t>E</m:t>
+                </m:r>
+                <m:r>
+                  <m:t>​</m:t>
                 </m:r>
                 <m:d>
                   <m:dPr>
@@ -3095,6 +3146,9 @@
                     </m:r>
                   </m:e>
                 </m:d>
+                <m:r>
+                  <m:t>​</m:t>
+                </m:r>
                 <m:r>
                   <m:rPr>
                     <m:sty m:val="p"/>
@@ -3232,10 +3286,12 @@
               </m:r>
               <m:r>
                 <m:rPr>
-                  <m:nor/>
                   <m:sty m:val="p"/>
                 </m:rPr>
                 <m:t>E</m:t>
+              </m:r>
+              <m:r>
+                <m:t>​</m:t>
               </m:r>
               <m:d>
                 <m:dPr>
@@ -3313,6 +3369,9 @@
                   </m:r>
                 </m:e>
               </m:d>
+              <m:r>
+                <m:t>​</m:t>
+              </m:r>
             </m:oMath>
             <w:r>
               <w:t xml:space="preserve">, the effect in individuals with</w:t>
@@ -3385,10 +3444,12 @@
               </m:r>
               <m:r>
                 <m:rPr>
-                  <m:nor/>
                   <m:sty m:val="p"/>
                 </m:rPr>
                 <m:t>E</m:t>
+              </m:r>
+              <m:r>
+                <m:t>​</m:t>
               </m:r>
               <m:d>
                 <m:dPr>
@@ -3439,6 +3500,9 @@
                   </m:r>
                 </m:e>
               </m:d>
+              <m:r>
+                <m:t>​</m:t>
+              </m:r>
             </m:oMath>
             <w:r>
               <w:t xml:space="preserve">​</w:t>
@@ -3457,10 +3521,12 @@
             <m:oMath>
               <m:r>
                 <m:rPr>
-                  <m:nor/>
                   <m:sty m:val="p"/>
                 </m:rPr>
                 <m:t>E</m:t>
+              </m:r>
+              <m:r>
+                <m:t>​</m:t>
               </m:r>
               <m:d>
                 <m:dPr>
@@ -3502,6 +3568,9 @@
                   </m:r>
                 </m:e>
               </m:d>
+              <m:r>
+                <m:t>​</m:t>
+              </m:r>
             </m:oMath>
             <w:r>
               <w:t xml:space="preserve"> </w:t>
@@ -3521,10 +3590,12 @@
               <m:oMath>
                 <m:r>
                   <m:rPr>
-                    <m:nor/>
                     <m:sty m:val="p"/>
                   </m:rPr>
                   <m:t>E</m:t>
+                </m:r>
+                <m:r>
+                  <m:t>​</m:t>
                 </m:r>
                 <m:d>
                   <m:dPr>
@@ -3585,6 +3656,9 @@
                   </m:e>
                 </m:d>
                 <m:r>
+                  <m:t>​</m:t>
+                </m:r>
+                <m:r>
                   <m:rPr>
                     <m:sty m:val="p"/>
                   </m:rPr>
@@ -4039,10 +4113,12 @@
             <m:oMath>
               <m:r>
                 <m:rPr>
-                  <m:nor/>
                   <m:sty m:val="p"/>
                 </m:rPr>
                 <m:t>E</m:t>
+              </m:r>
+              <m:r>
+                <m:t>​</m:t>
               </m:r>
               <m:d>
                 <m:dPr>
@@ -4103,6 +4179,9 @@
                 </m:e>
               </m:d>
               <m:r>
+                <m:t>​</m:t>
+              </m:r>
+              <m:r>
                 <m:rPr>
                   <m:sty m:val="p"/>
                 </m:rPr>
@@ -4189,10 +4268,12 @@
       <m:oMath>
         <m:r>
           <m:rPr>
-            <m:nor/>
             <m:sty m:val="p"/>
           </m:rPr>
           <m:t>E</m:t>
+        </m:r>
+        <m:r>
+          <m:t>​</m:t>
         </m:r>
         <m:d>
           <m:dPr>
@@ -4306,6 +4387,9 @@
             </m:r>
           </m:e>
         </m:d>
+        <m:r>
+          <m:t>​</m:t>
+        </m:r>
       </m:oMath>
       <w:r>
         <w:t xml:space="preserve">, which requires adjusting for both confounding and selection bias.</w:t>
@@ -4457,10 +4541,12 @@
         <m:oMath>
           <m:r>
             <m:rPr>
-              <m:nor/>
               <m:sty m:val="p"/>
             </m:rPr>
             <m:t>E</m:t>
+          </m:r>
+          <m:r>
+            <m:t>​</m:t>
           </m:r>
           <m:d>
             <m:dPr>
@@ -4574,6 +4660,9 @@
               </m:r>
             </m:e>
           </m:d>
+          <m:r>
+            <m:t>​</m:t>
+          </m:r>
           <m:r>
             <m:rPr>
               <m:sty m:val="p"/>
@@ -4766,10 +4855,12 @@
       <m:oMath>
         <m:r>
           <m:rPr>
-            <m:nor/>
             <m:sty m:val="p"/>
           </m:rPr>
           <m:t>E</m:t>
+        </m:r>
+        <m:r>
+          <m:t>​</m:t>
         </m:r>
         <m:d>
           <m:dPr>
@@ -4847,6 +4938,9 @@
             </m:r>
           </m:e>
         </m:d>
+        <m:r>
+          <m:t>​</m:t>
+        </m:r>
         <m:r>
           <m:rPr>
             <m:sty m:val="p"/>
@@ -5119,6 +5213,9 @@
                   </m:rPr>
                   <m:t>log</m:t>
                 </m:r>
+                <m:r>
+                  <m:t>​</m:t>
+                </m:r>
                 <m:d>
                   <m:dPr>
                     <m:begChr m:val="("/>
@@ -5134,10 +5231,12 @@
                       <m:num>
                         <m:r>
                           <m:rPr>
-                            <m:nor/>
                             <m:sty m:val="p"/>
                           </m:rPr>
                           <m:t>E</m:t>
+                        </m:r>
+                        <m:r>
+                          <m:t>​</m:t>
                         </m:r>
                         <m:d>
                           <m:dPr>
@@ -5188,14 +5287,19 @@
                             </m:r>
                           </m:e>
                         </m:d>
+                        <m:r>
+                          <m:t>​</m:t>
+                        </m:r>
                       </m:num>
                       <m:den>
                         <m:r>
                           <m:rPr>
-                            <m:nor/>
                             <m:sty m:val="p"/>
                           </m:rPr>
                           <m:t>E</m:t>
+                        </m:r>
+                        <m:r>
+                          <m:t>​</m:t>
                         </m:r>
                         <m:d>
                           <m:dPr>
@@ -5255,10 +5359,16 @@
                             </m:r>
                           </m:e>
                         </m:d>
+                        <m:r>
+                          <m:t>​</m:t>
+                        </m:r>
                       </m:den>
                     </m:f>
                   </m:e>
                 </m:d>
+                <m:r>
+                  <m:t>​</m:t>
+                </m:r>
                 <m:r>
                   <m:rPr>
                     <m:sty m:val="p"/>
@@ -5359,10 +5469,12 @@
               </m:r>
               <m:r>
                 <m:rPr>
-                  <m:nor/>
                   <m:sty m:val="p"/>
                 </m:rPr>
                 <m:t>exp</m:t>
+              </m:r>
+              <m:r>
+                <m:t>​</m:t>
               </m:r>
               <m:d>
                 <m:dPr>
@@ -5435,6 +5547,9 @@
                   </m:r>
                 </m:e>
               </m:d>
+              <m:r>
+                <m:t>​</m:t>
+              </m:r>
             </m:oMath>
             <w:r>
               <w:t xml:space="preserve">.</w:t>
@@ -5488,7 +5603,6 @@
             <m:oMath>
               <m:r>
                 <m:rPr>
-                  <m:nor/>
                   <m:sty m:val="p"/>
                 </m:rPr>
                 <m:t>logit</m:t>
@@ -6765,10 +6879,12 @@
       <m:oMath>
         <m:r>
           <m:rPr>
-            <m:nor/>
             <m:sty m:val="p"/>
           </m:rPr>
           <m:t>E</m:t>
+        </m:r>
+        <m:r>
+          <m:t>​</m:t>
         </m:r>
         <m:d>
           <m:dPr>
@@ -6846,6 +6962,9 @@
             </m:r>
           </m:e>
         </m:d>
+        <m:r>
+          <m:t>​</m:t>
+        </m:r>
         <m:r>
           <m:rPr>
             <m:sty m:val="p"/>
@@ -7839,7 +7958,6 @@
         <m:oMath>
           <m:r>
             <m:rPr>
-              <m:nor/>
               <m:sty m:val="p"/>
             </m:rPr>
             <m:t>logit</m:t>
@@ -10076,10 +10194,12 @@
       <m:oMath>
         <m:r>
           <m:rPr>
-            <m:nor/>
             <m:sty m:val="p"/>
           </m:rPr>
           <m:t>E</m:t>
+        </m:r>
+        <m:r>
+          <m:t>​</m:t>
         </m:r>
         <m:d>
           <m:dPr>
@@ -10104,6 +10224,9 @@
           </m:e>
         </m:d>
         <m:r>
+          <m:t>​</m:t>
+        </m:r>
+        <m:r>
           <m:rPr>
             <m:sty m:val="p"/>
           </m:rPr>
@@ -10296,10 +10419,12 @@
         <m:oMath>
           <m:r>
             <m:rPr>
-              <m:nor/>
               <m:sty m:val="p"/>
             </m:rPr>
             <m:t>E</m:t>
+          </m:r>
+          <m:r>
+            <m:t>​</m:t>
           </m:r>
           <m:d>
             <m:dPr>
@@ -10377,6 +10502,9 @@
               </m:r>
             </m:e>
           </m:d>
+          <m:r>
+            <m:t>​</m:t>
+          </m:r>
           <m:r>
             <m:rPr>
               <m:sty m:val="p"/>
@@ -10655,7 +10783,6 @@
         <m:oMath>
           <m:r>
             <m:rPr>
-              <m:nor/>
               <m:sty m:val="p"/>
             </m:rPr>
             <m:t>logit</m:t>
@@ -11297,10 +11424,12 @@
         <m:oMath>
           <m:r>
             <m:rPr>
-              <m:nor/>
               <m:sty m:val="p"/>
             </m:rPr>
             <m:t>E</m:t>
+          </m:r>
+          <m:r>
+            <m:t>​</m:t>
           </m:r>
           <m:d>
             <m:dPr>
@@ -11378,6 +11507,9 @@
               </m:r>
             </m:e>
           </m:d>
+          <m:r>
+            <m:t>​</m:t>
+          </m:r>
           <m:r>
             <m:rPr>
               <m:sty m:val="p"/>
@@ -11571,13 +11703,63 @@
                   </m:r>
                 </m:sup>
                 <m:e>
-                  <m:d>
-                    <m:dPr>
-                      <m:begChr m:val="("/>
-                      <m:sepChr m:val=""/>
-                      <m:endChr m:val=")"/>
-                      <m:grow/>
-                    </m:dPr>
+                  <m:r>
+                    <m:t>​</m:t>
+                  </m:r>
+                </m:e>
+              </m:nary>
+              <m:d>
+                <m:dPr>
+                  <m:begChr m:val="("/>
+                  <m:sepChr m:val=""/>
+                  <m:endChr m:val=")"/>
+                  <m:grow/>
+                </m:dPr>
+                <m:e>
+                  <m:sSub>
+                    <m:e>
+                      <m:r>
+                        <m:t>β</m:t>
+                      </m:r>
+                    </m:e>
+                    <m:sub>
+                      <m:r>
+                        <m:t>1</m:t>
+                      </m:r>
+                    </m:sub>
+                  </m:sSub>
+                  <m:r>
+                    <m:rPr>
+                      <m:sty m:val="p"/>
+                    </m:rPr>
+                    <m:t>+</m:t>
+                  </m:r>
+                  <m:nary>
+                    <m:naryPr>
+                      <m:chr m:val="∑"/>
+                      <m:limLoc m:val="undOvr"/>
+                      <m:subHide m:val="off"/>
+                      <m:supHide m:val="off"/>
+                    </m:naryPr>
+                    <m:sub>
+                      <m:r>
+                        <m:t>j</m:t>
+                      </m:r>
+                      <m:r>
+                        <m:rPr>
+                          <m:sty m:val="p"/>
+                        </m:rPr>
+                        <m:t>=</m:t>
+                      </m:r>
+                      <m:r>
+                        <m:t>1</m:t>
+                      </m:r>
+                    </m:sub>
+                    <m:sup>
+                      <m:r>
+                        <m:t>p</m:t>
+                      </m:r>
+                    </m:sup>
                     <m:e>
                       <m:sSub>
                         <m:e>
@@ -11587,69 +11769,7 @@
                         </m:e>
                         <m:sub>
                           <m:r>
-                            <m:t>1</m:t>
-                          </m:r>
-                        </m:sub>
-                      </m:sSub>
-                      <m:r>
-                        <m:rPr>
-                          <m:sty m:val="p"/>
-                        </m:rPr>
-                        <m:t>+</m:t>
-                      </m:r>
-                      <m:nary>
-                        <m:naryPr>
-                          <m:chr m:val="∑"/>
-                          <m:limLoc m:val="undOvr"/>
-                          <m:subHide m:val="off"/>
-                          <m:supHide m:val="off"/>
-                        </m:naryPr>
-                        <m:sub>
-                          <m:r>
-                            <m:t>j</m:t>
-                          </m:r>
-                          <m:r>
-                            <m:rPr>
-                              <m:sty m:val="p"/>
-                            </m:rPr>
-                            <m:t>=</m:t>
-                          </m:r>
-                          <m:r>
-                            <m:t>1</m:t>
-                          </m:r>
-                        </m:sub>
-                        <m:sup>
-                          <m:r>
-                            <m:t>p</m:t>
-                          </m:r>
-                        </m:sup>
-                        <m:e>
-                          <m:sSub>
-                            <m:e>
-                              <m:r>
-                                <m:t>β</m:t>
-                              </m:r>
-                            </m:e>
-                            <m:sub>
-                              <m:r>
-                                <m:t>2</m:t>
-                              </m:r>
-                              <m:r>
-                                <m:t>j</m:t>
-                              </m:r>
-                            </m:sub>
-                          </m:sSub>
-                        </m:e>
-                      </m:nary>
-                      <m:sSub>
-                        <m:e>
-                          <m:r>
-                            <m:t>L</m:t>
-                          </m:r>
-                        </m:e>
-                        <m:sub>
-                          <m:r>
-                            <m:t>i</m:t>
+                            <m:t>2</m:t>
                           </m:r>
                           <m:r>
                             <m:t>j</m:t>
@@ -11657,9 +11777,27 @@
                         </m:sub>
                       </m:sSub>
                     </m:e>
-                  </m:d>
+                  </m:nary>
+                  <m:sSub>
+                    <m:e>
+                      <m:r>
+                        <m:t>L</m:t>
+                      </m:r>
+                    </m:e>
+                    <m:sub>
+                      <m:r>
+                        <m:t>i</m:t>
+                      </m:r>
+                      <m:r>
+                        <m:t>j</m:t>
+                      </m:r>
+                    </m:sub>
+                  </m:sSub>
                 </m:e>
-              </m:nary>
+              </m:d>
+              <m:r>
+                <m:t>​</m:t>
+              </m:r>
               <m:r>
                 <m:t>&amp;</m:t>
               </m:r>
@@ -11984,10 +12122,12 @@
       <m:oMath>
         <m:r>
           <m:rPr>
-            <m:nor/>
             <m:sty m:val="p"/>
           </m:rPr>
           <m:t>E</m:t>
+        </m:r>
+        <m:r>
+          <m:t>​</m:t>
         </m:r>
         <m:d>
           <m:dPr>
@@ -12038,6 +12178,9 @@
             </m:sSup>
           </m:e>
         </m:d>
+        <m:r>
+          <m:t>​</m:t>
+        </m:r>
       </m:oMath>
       <w:r>
         <w:t xml:space="preserve">;</w:t>
@@ -12237,10 +12380,12 @@
             <m:oMath>
               <m:r>
                 <m:rPr>
-                  <m:nor/>
                   <m:sty m:val="p"/>
                 </m:rPr>
                 <m:t>E</m:t>
+              </m:r>
+              <m:r>
+                <m:t>​</m:t>
               </m:r>
               <m:d>
                 <m:dPr>
@@ -12300,6 +12445,9 @@
                   </m:r>
                 </m:e>
               </m:d>
+              <m:r>
+                <m:t>​</m:t>
+              </m:r>
               <m:r>
                 <m:rPr>
                   <m:sty m:val="p"/>
@@ -12744,6 +12892,9 @@
                   </m:rPr>
                   <m:t>)</m:t>
                 </m:r>
+                <m:r>
+                  <m:t>​</m:t>
+                </m:r>
                 <m:d>
                   <m:dPr>
                     <m:begChr m:val="("/>
@@ -12772,10 +12923,12 @@
                     </m:r>
                     <m:r>
                       <m:rPr>
-                        <m:nor/>
                         <m:sty m:val="p"/>
                       </m:rPr>
                       <m:t>E</m:t>
+                    </m:r>
+                    <m:r>
+                      <m:t>​</m:t>
                     </m:r>
                     <m:d>
                       <m:dPr>
@@ -12808,8 +12961,14 @@
                         </m:sSub>
                       </m:e>
                     </m:d>
+                    <m:r>
+                      <m:t>​</m:t>
+                    </m:r>
                   </m:e>
                 </m:d>
+                <m:r>
+                  <m:t>​</m:t>
+                </m:r>
                 <m:r>
                   <m:t>q</m:t>
                 </m:r>
@@ -12939,10 +13098,12 @@
             <m:oMath>
               <m:r>
                 <m:rPr>
-                  <m:nor/>
                   <m:sty m:val="p"/>
                 </m:rPr>
                 <m:t>E</m:t>
+              </m:r>
+              <m:r>
+                <m:t>​</m:t>
               </m:r>
               <m:d>
                 <m:dPr>
@@ -12976,6 +13137,9 @@
                 </m:e>
               </m:d>
               <m:r>
+                <m:t>​</m:t>
+              </m:r>
+              <m:r>
                 <m:rPr>
                   <m:sty m:val="p"/>
                 </m:rPr>
@@ -13352,10 +13516,12 @@
               </m:r>
               <m:r>
                 <m:rPr>
-                  <m:nor/>
                   <m:sty m:val="p"/>
                 </m:rPr>
                 <m:t>E</m:t>
+              </m:r>
+              <m:r>
+                <m:t>​</m:t>
               </m:r>
               <m:d>
                 <m:dPr>
@@ -13388,6 +13554,9 @@
                   </m:sSub>
                 </m:e>
               </m:d>
+              <m:r>
+                <m:t>​</m:t>
+              </m:r>
               <m:r>
                 <m:rPr>
                   <m:sty m:val="p"/>
@@ -13460,6 +13629,9 @@
                         </m:sSub>
                       </m:e>
                     </m:nary>
+                    <m:r>
+                      <m:t>​</m:t>
+                    </m:r>
                     <m:d>
                       <m:dPr>
                         <m:begChr m:val="("/>
@@ -13542,6 +13714,9 @@
                         </m:r>
                       </m:e>
                     </m:d>
+                    <m:r>
+                      <m:t>​</m:t>
+                    </m:r>
                     <m:r>
                       <m:t>d</m:t>
                     </m:r>
@@ -13889,52 +14064,39 @@
                       </m:rPr>
                       <m:t>=</m:t>
                     </m:r>
-                    <m:sSup>
+                    <m:r>
+                      <m:t>​</m:t>
+                    </m:r>
+                    <m:d>
+                      <m:dPr>
+                        <m:begChr m:val="("/>
+                        <m:sepChr m:val=""/>
+                        <m:endChr m:val=")"/>
+                        <m:grow/>
+                      </m:dPr>
                       <m:e>
-                        <m:d>
-                          <m:dPr>
-                            <m:begChr m:val="("/>
-                            <m:sepChr m:val=""/>
-                            <m:endChr m:val=")"/>
-                            <m:grow/>
-                          </m:dPr>
+                        <m:nary>
+                          <m:naryPr>
+                            <m:chr m:val="∑"/>
+                            <m:limLoc m:val="undOvr"/>
+                            <m:subHide m:val="off"/>
+                            <m:supHide m:val="on"/>
+                          </m:naryPr>
+                          <m:sub>
+                            <m:r>
+                              <m:t>i</m:t>
+                            </m:r>
+                          </m:sub>
+                          <m:sup>
+                            <m:r>
+                              <m:t>​</m:t>
+                            </m:r>
+                          </m:sup>
                           <m:e>
-                            <m:nary>
-                              <m:naryPr>
-                                <m:chr m:val="∑"/>
-                                <m:limLoc m:val="undOvr"/>
-                                <m:subHide m:val="off"/>
-                                <m:supHide m:val="on"/>
-                              </m:naryPr>
-                              <m:sub>
-                                <m:r>
-                                  <m:t>i</m:t>
-                                </m:r>
-                              </m:sub>
-                              <m:sup>
-                                <m:r>
-                                  <m:t>​</m:t>
-                                </m:r>
-                              </m:sup>
-                              <m:e>
-                                <m:sSub>
-                                  <m:e>
-                                    <m:r>
-                                      <m:t>R</m:t>
-                                    </m:r>
-                                  </m:e>
-                                  <m:sub>
-                                    <m:r>
-                                      <m:t>i</m:t>
-                                    </m:r>
-                                  </m:sub>
-                                </m:sSub>
-                              </m:e>
-                            </m:nary>
                             <m:sSub>
                               <m:e>
                                 <m:r>
-                                  <m:t>A</m:t>
+                                  <m:t>R</m:t>
                                 </m:r>
                               </m:e>
                               <m:sub>
@@ -13943,77 +14105,96 @@
                                 </m:r>
                               </m:sub>
                             </m:sSub>
+                          </m:e>
+                        </m:nary>
+                        <m:sSub>
+                          <m:e>
                             <m:r>
-                              <m:t> </m:t>
+                              <m:t>A</m:t>
                             </m:r>
+                          </m:e>
+                          <m:sub>
                             <m:r>
-                              <m:t>d</m:t>
+                              <m:t>i</m:t>
                             </m:r>
+                          </m:sub>
+                        </m:sSub>
+                        <m:r>
+                          <m:t> </m:t>
+                        </m:r>
+                        <m:r>
+                          <m:t>d</m:t>
+                        </m:r>
+                        <m:r>
+                          <m:rPr>
+                            <m:sty m:val="p"/>
+                          </m:rPr>
+                          <m:t>(</m:t>
+                        </m:r>
+                        <m:sSub>
+                          <m:e>
                             <m:r>
-                              <m:rPr>
-                                <m:sty m:val="p"/>
-                              </m:rPr>
-                              <m:t>(</m:t>
+                              <m:t>L</m:t>
                             </m:r>
-                            <m:sSub>
-                              <m:e>
-                                <m:r>
-                                  <m:t>L</m:t>
-                                </m:r>
-                              </m:e>
-                              <m:sub>
-                                <m:r>
-                                  <m:t>i</m:t>
-                                </m:r>
-                              </m:sub>
-                            </m:sSub>
+                          </m:e>
+                          <m:sub>
+                            <m:r>
+                              <m:t>i</m:t>
+                            </m:r>
+                          </m:sub>
+                        </m:sSub>
+                        <m:r>
+                          <m:rPr>
+                            <m:sty m:val="p"/>
+                          </m:rPr>
+                          <m:t>)</m:t>
+                        </m:r>
+                        <m:r>
+                          <m:t> </m:t>
+                        </m:r>
+                        <m:r>
+                          <m:t>d</m:t>
+                        </m:r>
+                        <m:r>
+                          <m:rPr>
+                            <m:sty m:val="p"/>
+                          </m:rPr>
+                          <m:t>(</m:t>
+                        </m:r>
+                        <m:sSub>
+                          <m:e>
+                            <m:r>
+                              <m:t>L</m:t>
+                            </m:r>
+                          </m:e>
+                          <m:sub>
+                            <m:r>
+                              <m:t>i</m:t>
+                            </m:r>
+                          </m:sub>
+                        </m:sSub>
+                        <m:sSup>
+                          <m:e>
                             <m:r>
                               <m:rPr>
                                 <m:sty m:val="p"/>
                               </m:rPr>
                               <m:t>)</m:t>
                             </m:r>
+                          </m:e>
+                          <m:sup>
                             <m:r>
-                              <m:t> </m:t>
+                              <m:t>T</m:t>
                             </m:r>
-                            <m:r>
-                              <m:t>d</m:t>
-                            </m:r>
-                            <m:r>
-                              <m:rPr>
-                                <m:sty m:val="p"/>
-                              </m:rPr>
-                              <m:t>(</m:t>
-                            </m:r>
-                            <m:sSub>
-                              <m:e>
-                                <m:r>
-                                  <m:t>L</m:t>
-                                </m:r>
-                              </m:e>
-                              <m:sub>
-                                <m:r>
-                                  <m:t>i</m:t>
-                                </m:r>
-                              </m:sub>
-                            </m:sSub>
-                            <m:sSup>
-                              <m:e>
-                                <m:r>
-                                  <m:rPr>
-                                    <m:sty m:val="p"/>
-                                  </m:rPr>
-                                  <m:t>)</m:t>
-                                </m:r>
-                              </m:e>
-                              <m:sup>
-                                <m:r>
-                                  <m:t>T</m:t>
-                                </m:r>
-                              </m:sup>
-                            </m:sSup>
-                          </m:e>
-                        </m:d>
+                          </m:sup>
+                        </m:sSup>
+                      </m:e>
+                    </m:d>
+                    <m:sSup>
+                      <m:e>
+                        <m:r>
+                          <m:t>​</m:t>
+                        </m:r>
                       </m:e>
                       <m:sup>
                         <m:r>
@@ -14152,10 +14333,12 @@
             <m:oMath>
               <m:r>
                 <m:rPr>
-                  <m:nor/>
                   <m:sty m:val="p"/>
                 </m:rPr>
                 <m:t>E</m:t>
+              </m:r>
+              <m:r>
+                <m:t>​</m:t>
               </m:r>
               <m:d>
                 <m:dPr>
@@ -14213,6 +14396,9 @@
                 </m:e>
               </m:d>
               <m:r>
+                <m:t>​</m:t>
+              </m:r>
+              <m:r>
                 <m:rPr>
                   <m:sty m:val="p"/>
                 </m:rPr>
@@ -14220,10 +14406,12 @@
               </m:r>
               <m:r>
                 <m:rPr>
-                  <m:nor/>
                   <m:sty m:val="p"/>
                 </m:rPr>
                 <m:t>E</m:t>
+              </m:r>
+              <m:r>
+                <m:t>​</m:t>
               </m:r>
               <m:d>
                 <m:dPr>
@@ -14271,6 +14459,9 @@
                   </m:r>
                 </m:e>
               </m:d>
+              <m:r>
+                <m:t>​</m:t>
+              </m:r>
             </m:oMath>
             <w:r>
               <w:t xml:space="preserve">, so nonlinear functions of</w:t>
@@ -14439,10 +14630,12 @@
             <m:oMath>
               <m:r>
                 <m:rPr>
-                  <m:nor/>
                   <m:sty m:val="p"/>
                 </m:rPr>
                 <m:t>E</m:t>
+              </m:r>
+              <m:r>
+                <m:t>​</m:t>
               </m:r>
               <m:d>
                 <m:dPr>
@@ -14466,6 +14659,9 @@
                   </m:r>
                 </m:e>
               </m:d>
+              <m:r>
+                <m:t>​</m:t>
+              </m:r>
             </m:oMath>
             <w:r>
               <w:t xml:space="preserve"> </w:t>
@@ -14621,10 +14817,12 @@
               </m:r>
               <m:r>
                 <m:rPr>
-                  <m:nor/>
                   <m:sty m:val="p"/>
                 </m:rPr>
                 <m:t>E</m:t>
+              </m:r>
+              <m:r>
+                <m:t>​</m:t>
               </m:r>
               <m:d>
                 <m:dPr>
@@ -14675,6 +14873,9 @@
                   </m:r>
                 </m:e>
               </m:d>
+              <m:r>
+                <m:t>​</m:t>
+              </m:r>
             </m:oMath>
             <w:r>
               <w:t xml:space="preserve">, with the latter estimated by an unweighted linear model among the uncensored, gives an estimator that is consistent if either (i) the model for</w:t>
@@ -14685,10 +14886,12 @@
             <m:oMath>
               <m:r>
                 <m:rPr>
-                  <m:nor/>
                   <m:sty m:val="p"/>
                 </m:rPr>
                 <m:t>E</m:t>
+              </m:r>
+              <m:r>
+                <m:t>​</m:t>
               </m:r>
               <m:d>
                 <m:dPr>
@@ -14739,6 +14942,9 @@
                   </m:r>
                 </m:e>
               </m:d>
+              <m:r>
+                <m:t>​</m:t>
+              </m:r>
             </m:oMath>
             <w:r>
               <w:t xml:space="preserve"> </w:t>
@@ -14815,10 +15021,12 @@
       <m:oMath>
         <m:r>
           <m:rPr>
-            <m:nor/>
             <m:sty m:val="p"/>
           </m:rPr>
           <m:t>E</m:t>
+        </m:r>
+        <m:r>
+          <m:t>​</m:t>
         </m:r>
         <m:d>
           <m:dPr>
@@ -14897,6 +15105,9 @@
           </m:e>
         </m:d>
         <m:r>
+          <m:t>​</m:t>
+        </m:r>
+        <m:r>
           <m:rPr>
             <m:sty m:val="p"/>
           </m:rPr>
@@ -14968,10 +15179,12 @@
       <m:oMath>
         <m:r>
           <m:rPr>
-            <m:nor/>
             <m:sty m:val="p"/>
           </m:rPr>
           <m:t>E</m:t>
+        </m:r>
+        <m:r>
+          <m:t>​</m:t>
         </m:r>
         <m:d>
           <m:dPr>
@@ -15013,6 +15226,9 @@
             </m:r>
           </m:e>
         </m:d>
+        <m:r>
+          <m:t>​</m:t>
+        </m:r>
       </m:oMath>
       <w:r>
         <w:t xml:space="preserve"> </w:t>

--- a/chapters/14-g-estimation-structural-nested-models.docx
+++ b/chapters/14-g-estimation-structural-nested-models.docx
@@ -358,6 +358,7 @@
         <m:oMath>
           <m:r>
             <m:rPr>
+              <m:scr m:val="double-struck"/>
               <m:sty m:val="p"/>
             </m:rPr>
             <m:t>E</m:t>
@@ -425,6 +426,7 @@
           </m:r>
           <m:r>
             <m:rPr>
+              <m:scr m:val="double-struck"/>
               <m:sty m:val="p"/>
             </m:rPr>
             <m:t>E</m:t>
@@ -566,6 +568,7 @@
         <m:oMath>
           <m:r>
             <m:rPr>
+              <m:scr m:val="double-struck"/>
               <m:sty m:val="p"/>
             </m:rPr>
             <m:t>E</m:t>
@@ -642,6 +645,7 @@
           </m:r>
           <m:r>
             <m:rPr>
+              <m:scr m:val="double-struck"/>
               <m:sty m:val="p"/>
             </m:rPr>
             <m:t>E</m:t>
@@ -1856,6 +1860,7 @@
       <m:oMath>
         <m:r>
           <m:rPr>
+            <m:scr m:val="double-struck"/>
             <m:sty m:val="p"/>
           </m:rPr>
           <m:t>E</m:t>
@@ -1914,6 +1919,7 @@
         </m:r>
         <m:r>
           <m:rPr>
+            <m:scr m:val="double-struck"/>
             <m:sty m:val="p"/>
           </m:rPr>
           <m:t>E</m:t>
@@ -1972,6 +1978,7 @@
         </m:r>
         <m:r>
           <m:rPr>
+            <m:scr m:val="double-struck"/>
             <m:sty m:val="p"/>
           </m:rPr>
           <m:t>E</m:t>
@@ -2101,6 +2108,7 @@
         <m:oMath>
           <m:r>
             <m:rPr>
+              <m:scr m:val="double-struck"/>
               <m:sty m:val="p"/>
             </m:rPr>
             <m:t>E</m:t>
@@ -2280,6 +2288,7 @@
         <m:oMath>
           <m:r>
             <m:rPr>
+              <m:scr m:val="double-struck"/>
               <m:sty m:val="p"/>
             </m:rPr>
             <m:t>E</m:t>
@@ -2535,6 +2544,7 @@
               <m:oMath>
                 <m:r>
                   <m:rPr>
+                    <m:scr m:val="double-struck"/>
                     <m:sty m:val="p"/>
                   </m:rPr>
                   <m:t>E</m:t>
@@ -3108,6 +3118,7 @@
               <m:oMath>
                 <m:r>
                   <m:rPr>
+                    <m:scr m:val="double-struck"/>
                     <m:sty m:val="p"/>
                   </m:rPr>
                   <m:t>E</m:t>
@@ -3286,6 +3297,7 @@
               </m:r>
               <m:r>
                 <m:rPr>
+                  <m:scr m:val="double-struck"/>
                   <m:sty m:val="p"/>
                 </m:rPr>
                 <m:t>E</m:t>
@@ -3444,6 +3456,7 @@
               </m:r>
               <m:r>
                 <m:rPr>
+                  <m:scr m:val="double-struck"/>
                   <m:sty m:val="p"/>
                 </m:rPr>
                 <m:t>E</m:t>
@@ -3521,6 +3534,7 @@
             <m:oMath>
               <m:r>
                 <m:rPr>
+                  <m:scr m:val="double-struck"/>
                   <m:sty m:val="p"/>
                 </m:rPr>
                 <m:t>E</m:t>
@@ -3590,6 +3604,7 @@
               <m:oMath>
                 <m:r>
                   <m:rPr>
+                    <m:scr m:val="double-struck"/>
                     <m:sty m:val="p"/>
                   </m:rPr>
                   <m:t>E</m:t>
@@ -4113,6 +4128,7 @@
             <m:oMath>
               <m:r>
                 <m:rPr>
+                  <m:scr m:val="double-struck"/>
                   <m:sty m:val="p"/>
                 </m:rPr>
                 <m:t>E</m:t>
@@ -4268,6 +4284,7 @@
       <m:oMath>
         <m:r>
           <m:rPr>
+            <m:scr m:val="double-struck"/>
             <m:sty m:val="p"/>
           </m:rPr>
           <m:t>E</m:t>
@@ -4541,6 +4558,7 @@
         <m:oMath>
           <m:r>
             <m:rPr>
+              <m:scr m:val="double-struck"/>
               <m:sty m:val="p"/>
             </m:rPr>
             <m:t>E</m:t>
@@ -4855,6 +4873,7 @@
       <m:oMath>
         <m:r>
           <m:rPr>
+            <m:scr m:val="double-struck"/>
             <m:sty m:val="p"/>
           </m:rPr>
           <m:t>E</m:t>
@@ -5231,6 +5250,7 @@
                       <m:num>
                         <m:r>
                           <m:rPr>
+                            <m:scr m:val="double-struck"/>
                             <m:sty m:val="p"/>
                           </m:rPr>
                           <m:t>E</m:t>
@@ -5294,6 +5314,7 @@
                       <m:den>
                         <m:r>
                           <m:rPr>
+                            <m:scr m:val="double-struck"/>
                             <m:sty m:val="p"/>
                           </m:rPr>
                           <m:t>E</m:t>
@@ -6879,6 +6900,7 @@
       <m:oMath>
         <m:r>
           <m:rPr>
+            <m:scr m:val="double-struck"/>
             <m:sty m:val="p"/>
           </m:rPr>
           <m:t>E</m:t>
@@ -10194,6 +10216,7 @@
       <m:oMath>
         <m:r>
           <m:rPr>
+            <m:scr m:val="double-struck"/>
             <m:sty m:val="p"/>
           </m:rPr>
           <m:t>E</m:t>
@@ -10419,6 +10442,7 @@
         <m:oMath>
           <m:r>
             <m:rPr>
+              <m:scr m:val="double-struck"/>
               <m:sty m:val="p"/>
             </m:rPr>
             <m:t>E</m:t>
@@ -11424,6 +11448,7 @@
         <m:oMath>
           <m:r>
             <m:rPr>
+              <m:scr m:val="double-struck"/>
               <m:sty m:val="p"/>
             </m:rPr>
             <m:t>E</m:t>
@@ -12122,6 +12147,7 @@
       <m:oMath>
         <m:r>
           <m:rPr>
+            <m:scr m:val="double-struck"/>
             <m:sty m:val="p"/>
           </m:rPr>
           <m:t>E</m:t>
@@ -12380,6 +12406,7 @@
             <m:oMath>
               <m:r>
                 <m:rPr>
+                  <m:scr m:val="double-struck"/>
                   <m:sty m:val="p"/>
                 </m:rPr>
                 <m:t>E</m:t>
@@ -12923,6 +12950,7 @@
                     </m:r>
                     <m:r>
                       <m:rPr>
+                        <m:scr m:val="double-struck"/>
                         <m:sty m:val="p"/>
                       </m:rPr>
                       <m:t>E</m:t>
@@ -13098,6 +13126,7 @@
             <m:oMath>
               <m:r>
                 <m:rPr>
+                  <m:scr m:val="double-struck"/>
                   <m:sty m:val="p"/>
                 </m:rPr>
                 <m:t>E</m:t>
@@ -13516,6 +13545,7 @@
               </m:r>
               <m:r>
                 <m:rPr>
+                  <m:scr m:val="double-struck"/>
                   <m:sty m:val="p"/>
                 </m:rPr>
                 <m:t>E</m:t>
@@ -14333,6 +14363,7 @@
             <m:oMath>
               <m:r>
                 <m:rPr>
+                  <m:scr m:val="double-struck"/>
                   <m:sty m:val="p"/>
                 </m:rPr>
                 <m:t>E</m:t>
@@ -14406,6 +14437,7 @@
               </m:r>
               <m:r>
                 <m:rPr>
+                  <m:scr m:val="double-struck"/>
                   <m:sty m:val="p"/>
                 </m:rPr>
                 <m:t>E</m:t>
@@ -14630,6 +14662,7 @@
             <m:oMath>
               <m:r>
                 <m:rPr>
+                  <m:scr m:val="double-struck"/>
                   <m:sty m:val="p"/>
                 </m:rPr>
                 <m:t>E</m:t>
@@ -14817,6 +14850,7 @@
               </m:r>
               <m:r>
                 <m:rPr>
+                  <m:scr m:val="double-struck"/>
                   <m:sty m:val="p"/>
                 </m:rPr>
                 <m:t>E</m:t>
@@ -14886,6 +14920,7 @@
             <m:oMath>
               <m:r>
                 <m:rPr>
+                  <m:scr m:val="double-struck"/>
                   <m:sty m:val="p"/>
                 </m:rPr>
                 <m:t>E</m:t>
@@ -15021,6 +15056,7 @@
       <m:oMath>
         <m:r>
           <m:rPr>
+            <m:scr m:val="double-struck"/>
             <m:sty m:val="p"/>
           </m:rPr>
           <m:t>E</m:t>
@@ -15179,6 +15215,7 @@
       <m:oMath>
         <m:r>
           <m:rPr>
+            <m:scr m:val="double-struck"/>
             <m:sty m:val="p"/>
           </m:rPr>
           <m:t>E</m:t>
